--- a/docs/legal/review-2026-06-16/rj-ronald-j-antonelli/word/07-rj-stockholder-joinder-transfer-rofr-and-confidentiality-agreement.docx
+++ b/docs/legal/review-2026-06-16/rj-ronald-j-antonelli/word/07-rj-stockholder-joinder-transfer-rofr-and-confidentiality-agreement.docx
@@ -13,7 +13,7 @@
     </w:p>
     <w:p>
       <w:r>
-        <w:t>This Stockholder Joinder, Transfer Restriction, Right of First Refusal, and Confidentiality Agreement (this "Agreement") is entered into as of [DATE], by and among LoLo Care Inc, a Delaware corporation (the "Company"), Ronald J. Antonelli ("RJ"), Charles Petrini Poli, and Thibaud Peverelli.</w:t>
+        <w:t>This Stockholder Joinder, Transfer Restriction, Right of First Refusal, and Confidentiality Agreement (this "Agreement") is entered into as of [DATE], by and among Lolo Care, Inc., a Delaware corporation (the "Company"), Ronald J. Antonelli ("RJ"), Charles Petrini-Poli, and Thibaud Peverelli.</w:t>
       </w:r>
     </w:p>
     <w:p>
@@ -168,7 +168,7 @@
         <w:t>Founder Secondary Right.</w:t>
       </w:r>
       <w:r>
-        <w:t xml:space="preserve"> If the Company does not purchase all offered shares, Charles Petrini Poli and Thibaud Peverelli shall have an additional 15 days to purchase the remaining offered shares pro rata or as they otherwise agree.</w:t>
+        <w:t xml:space="preserve"> If the Company does not purchase all offered shares, Charles Petrini-Poli and Thibaud Peverelli shall have an additional 15 days to purchase the remaining offered shares pro rata or as they otherwise agree.</w:t>
       </w:r>
     </w:p>
     <w:p>
@@ -345,7 +345,7 @@
         <w:t>Amendments.</w:t>
       </w:r>
       <w:r>
-        <w:t xml:space="preserve"> This Agreement may be amended only by a written instrument signed by the Company, RJ, Charles Petrini Poli, and Thibaud Peverelli.</w:t>
+        <w:t xml:space="preserve"> This Agreement may be amended only by a written instrument signed by the Company, RJ, Charles Petrini-Poli, and Thibaud Peverelli.</w:t>
       </w:r>
     </w:p>
     <w:p>
@@ -380,7 +380,7 @@
     </w:p>
     <w:p>
       <w:r>
-        <w:t>LoLo Care Inc</w:t>
+        <w:t>Lolo Care, Inc.</w:t>
       </w:r>
     </w:p>
     <w:p>
@@ -431,7 +431,7 @@
     </w:p>
     <w:p>
       <w:r>
-        <w:t>Charles Petrini Poli</w:t>
+        <w:t>Charles Petrini-Poli</w:t>
       </w:r>
     </w:p>
     <w:p>
